--- a/Invitasjon/Invitasjonsbrev-deltaker-hovedutvalg.docx
+++ b/Invitasjon/Invitasjonsbrev-deltaker-hovedutvalg.docx
@@ -99,6 +99,12 @@
         <w:pStyle w:val="FirstParagraph"/>
       </w:pPr>
       <w:r>
+        <w:t xml:space="preserve">Deliberasjon betyr å diskutere, og det er det vi inviterer deg til å gjøre:</w:t>
+      </w:r>
+      <w:r>
+        <w:t xml:space="preserve"> </w:t>
+      </w:r>
+      <w:r>
         <w:t xml:space="preserve">Du og de andre medlemmene diskutere utvalgte saker gjennom en hel dag.</w:t>
       </w:r>
       <w:r>
@@ -161,7 +167,15 @@
         </w:numPr>
       </w:pPr>
       <w:r>
-        <w:t xml:space="preserve">Utvikling av bilfrie områder i Bergen. For eksempel, skal nabolag selv få bestemme om et område skal være bilfritt? Og hvor mange parkeringsplasser skal være forbeholdt til bildeling?</w:t>
+        <w:t xml:space="preserve">Utvikling av bilfrie områder i Bergen. For eksempel, skal nabolag selv få bestemme om et område skal være bilfritt? Og hvor mange parkeringsplasser skal være forbeholdt bildeling?</w:t>
+      </w:r>
+    </w:p>
+    <w:p>
+      <w:pPr>
+        <w:pStyle w:val="FirstParagraph"/>
+      </w:pPr>
+      <w:r>
+        <w:t xml:space="preserve">Byrådet behandlet saken i møtet 29.04.2021 sak 1135/21 og vedtok at Byrådet vil ta stilling til innspillene fra den deliberative meningsmålingen i den politiske behandlingen.</w:t>
       </w:r>
     </w:p>
     <w:p>
@@ -179,7 +193,7 @@
         <w:pStyle w:val="FirstParagraph"/>
       </w:pPr>
       <w:r>
-        <w:t xml:space="preserve">Studien er et samarbeid mellom Bergen kommune, NORCE, Universitetet i Bergen og Stanford University, med finansiering fra Norges forskningsråd.</w:t>
+        <w:t xml:space="preserve">Prosjektet er et samarbeid mellom Bergen kommune, NORCE, Universitetet i Bergen og Stanford University, med finansiering fra Norges forskningsråd.</w:t>
       </w:r>
       <w:r>
         <w:t xml:space="preserve"> </w:t>
@@ -203,7 +217,7 @@
         <w:t xml:space="preserve"> </w:t>
       </w:r>
       <w:r>
-        <w:t xml:space="preserve">Som takk for din innsats, får du overført 500 kroner på konto når du har fullført deltakelsen.</w:t>
+        <w:t xml:space="preserve">Dersom du registrerer deg og fullfører deltakelsen i den deliberative meningsmålingen, får du overført 500 kroner på konto som takk for din innsats.</w:t>
       </w:r>
     </w:p>
     <w:p>
@@ -292,7 +306,7 @@
         <w:rPr>
           <w:i/>
         </w:rPr>
-        <w:t xml:space="preserve">ditt personlige ID-nummer:</w:t>
+        <w:t xml:space="preserve">dette nummeret, som er ditt referansenummer:</w:t>
       </w:r>
       <w:r>
         <w:t xml:space="preserve"> </w:t>
@@ -303,11 +317,13 @@
         </w:rPr>
         <w:t xml:space="preserve">ID</w:t>
       </w:r>
-      <w:r>
-        <w:t xml:space="preserve"> </w:t>
-      </w:r>
-      <w:r>
-        <w:t xml:space="preserve">Frist for påmelding er 25. mai.</w:t>
+    </w:p>
+    <w:p>
+      <w:pPr>
+        <w:pStyle w:val="BodyText"/>
+      </w:pPr>
+      <w:r>
+        <w:t xml:space="preserve">Frist for påmelding er 26. mai.</w:t>
       </w:r>
     </w:p>
     <w:p>
@@ -651,7 +667,7 @@
         <w:t xml:space="preserve"> </w:t>
       </w:r>
       <w:r>
-        <w:t xml:space="preserve">Når vi trakk utvalget innhentet vi informasjon om hvilken ditt navn, adresse, telefonnummer, kjønn, alder og utdanning.</w:t>
+        <w:t xml:space="preserve">Når vi trakk utvalget innhentet vi informasjon om ditt navn, adresse, telefonnummer, kjønn, alder og utdanning.</w:t>
       </w:r>
       <w:r>
         <w:t xml:space="preserve"> </w:t>
@@ -872,12 +888,6 @@
       </w:pPr>
       <w:r>
         <w:t xml:space="preserve">Bergen kommune, NORCE - Norwegian Research Centre, Universitetet i Bergen og Stanford University er involvert i prosjektet som organiserer arrangementet.</w:t>
-      </w:r>
-      <w:r>
-        <w:t xml:space="preserve"> </w:t>
-      </w:r>
-      <w:r>
-        <w:t xml:space="preserve">Norges forskningsråd finansierer prosjektet.</w:t>
       </w:r>
       <w:r>
         <w:t xml:space="preserve"> </w:t>
@@ -1587,13 +1597,12 @@
       </w:pPr>
     </w:lvl>
   </w:abstractNum>
-  <w:abstractNum w:abstractNumId="99411">
+  <w:abstractNum w:abstractNumId="991">
     <w:nsid w:val="ea454b4c"/>
     <w:multiLevelType w:val="multilevel"/>
     <w:lvl w:ilvl="0">
-      <w:start w:val="1"/>
-      <w:numFmt w:val="decimal"/>
-      <w:lvlText w:val="%1."/>
+      <w:numFmt w:val="bullet"/>
+      <w:lvlText w:val="•"/>
       <w:lvlJc w:val="left"/>
       <w:pPr>
         <w:tabs>
@@ -1603,9 +1612,8 @@
       </w:pPr>
     </w:lvl>
     <w:lvl w:ilvl="1">
-      <w:start w:val="1"/>
-      <w:numFmt w:val="decimal"/>
-      <w:lvlText w:val="%2."/>
+      <w:numFmt w:val="bullet"/>
+      <w:lvlText w:val="–"/>
       <w:lvlJc w:val="left"/>
       <w:pPr>
         <w:tabs>
@@ -1615,9 +1623,8 @@
       </w:pPr>
     </w:lvl>
     <w:lvl w:ilvl="2">
-      <w:start w:val="1"/>
-      <w:numFmt w:val="decimal"/>
-      <w:lvlText w:val="%3."/>
+      <w:numFmt w:val="bullet"/>
+      <w:lvlText w:val="•"/>
       <w:lvlJc w:val="left"/>
       <w:pPr>
         <w:tabs>
@@ -1627,9 +1634,8 @@
       </w:pPr>
     </w:lvl>
     <w:lvl w:ilvl="3">
-      <w:start w:val="1"/>
-      <w:numFmt w:val="decimal"/>
-      <w:lvlText w:val="%4."/>
+      <w:numFmt w:val="bullet"/>
+      <w:lvlText w:val="–"/>
       <w:lvlJc w:val="left"/>
       <w:pPr>
         <w:tabs>
@@ -1639,9 +1645,8 @@
       </w:pPr>
     </w:lvl>
     <w:lvl w:ilvl="4">
-      <w:start w:val="1"/>
-      <w:numFmt w:val="decimal"/>
-      <w:lvlText w:val="%5."/>
+      <w:numFmt w:val="bullet"/>
+      <w:lvlText w:val="•"/>
       <w:lvlJc w:val="left"/>
       <w:pPr>
         <w:tabs>
@@ -1651,9 +1656,8 @@
       </w:pPr>
     </w:lvl>
     <w:lvl w:ilvl="5">
-      <w:start w:val="1"/>
-      <w:numFmt w:val="decimal"/>
-      <w:lvlText w:val="%6."/>
+      <w:numFmt w:val="bullet"/>
+      <w:lvlText w:val="–"/>
       <w:lvlJc w:val="left"/>
       <w:pPr>
         <w:tabs>
@@ -1663,9 +1667,8 @@
       </w:pPr>
     </w:lvl>
     <w:lvl w:ilvl="6">
-      <w:start w:val="1"/>
-      <w:numFmt w:val="decimal"/>
-      <w:lvlText w:val="%7."/>
+      <w:numFmt w:val="bullet"/>
+      <w:lvlText w:val="•"/>
       <w:lvlJc w:val="left"/>
       <w:pPr>
         <w:tabs>
@@ -1675,9 +1678,8 @@
       </w:pPr>
     </w:lvl>
     <w:lvl w:ilvl="7">
-      <w:start w:val="1"/>
-      <w:numFmt w:val="decimal"/>
-      <w:lvlText w:val="%8."/>
+      <w:numFmt w:val="bullet"/>
+      <w:lvlText w:val="–"/>
       <w:lvlJc w:val="left"/>
       <w:pPr>
         <w:tabs>
@@ -1687,9 +1689,8 @@
       </w:pPr>
     </w:lvl>
     <w:lvl w:ilvl="8">
-      <w:start w:val="1"/>
-      <w:numFmt w:val="decimal"/>
-      <w:lvlText w:val="%9."/>
+      <w:numFmt w:val="bullet"/>
+      <w:lvlText w:val="•"/>
       <w:lvlJc w:val="left"/>
       <w:pPr>
         <w:tabs>
@@ -1733,34 +1734,7 @@
     <w:abstractNumId w:val="990"/>
   </w:num>
   <w:num w:numId="1001">
-    <w:abstractNumId w:val="99411"/>
-    <w:lvlOverride w:ilvl="0">
-      <w:startOverride w:val="1"/>
-    </w:lvlOverride>
-    <w:lvlOverride w:ilvl="1">
-      <w:startOverride w:val="1"/>
-    </w:lvlOverride>
-    <w:lvlOverride w:ilvl="2">
-      <w:startOverride w:val="1"/>
-    </w:lvlOverride>
-    <w:lvlOverride w:ilvl="3">
-      <w:startOverride w:val="1"/>
-    </w:lvlOverride>
-    <w:lvlOverride w:ilvl="4">
-      <w:startOverride w:val="1"/>
-    </w:lvlOverride>
-    <w:lvlOverride w:ilvl="5">
-      <w:startOverride w:val="1"/>
-    </w:lvlOverride>
-    <w:lvlOverride w:ilvl="6">
-      <w:startOverride w:val="1"/>
-    </w:lvlOverride>
-    <w:lvlOverride w:ilvl="7">
-      <w:startOverride w:val="1"/>
-    </w:lvlOverride>
-    <w:lvlOverride w:ilvl="8">
-      <w:startOverride w:val="1"/>
-    </w:lvlOverride>
+    <w:abstractNumId w:val="991"/>
   </w:num>
 </w:numbering>
 </file>
